--- a/docx/Factorial.docx
+++ b/docx/Factorial.docx
@@ -5,8 +5,14 @@
     <w:p>
       <w:pPr>
         <w:pStyle w:val="Heading1"/>
+        <w:rPr>
+          <w:rFonts w:ascii="Courier New" w:hAnsi="Courier New" w:cs="Courier New"/>
+        </w:rPr>
       </w:pPr>
       <w:r>
+        <w:rPr>
+          <w:rFonts w:ascii="Courier New" w:hAnsi="Courier New" w:cs="Courier New"/>
+        </w:rPr>
         <w:t>Factorial</w:t>
       </w:r>
     </w:p>
